--- a/시험지/기초학력_진단평가_중3수준_국영수.docx
+++ b/시험지/기초학력_진단평가_중3수준_국영수.docx
@@ -1904,7 +1904,7 @@
           <w:sz w:val="22"/>
           <w:szCs w:val="22"/>
         </w:rPr>
-        <w:t xml:space="preserve">① that</w:t>
+        <w:t xml:space="preserve">① what</w:t>
       </w:r>
       <w:r>
         <w:rPr>
@@ -1967,7 +1967,7 @@
           <w:sz w:val="22"/>
           <w:szCs w:val="22"/>
         </w:rPr>
-        <w:t xml:space="preserve">"I stayed home ___ I was sick."</w:t>
+        <w:t xml:space="preserve">"I stayed home ___ I was sick." (나는 아파서 집에 있었다.)</w:t>
       </w:r>
     </w:p>
     <w:p>
@@ -2084,7 +2084,7 @@
           <w:sz w:val="22"/>
           <w:szCs w:val="22"/>
         </w:rPr>
-        <w:t xml:space="preserve">③ had</w:t>
+        <w:t xml:space="preserve">③ did</w:t>
       </w:r>
       <w:r>
         <w:rPr>
@@ -2119,7 +2119,7 @@
           <w:sz w:val="22"/>
           <w:szCs w:val="22"/>
         </w:rPr>
-        <w:t xml:space="preserve">"He is ___ tall ___ handsome."</w:t>
+        <w:t xml:space="preserve">"He is ___ tall ___ handsome." (그는 키도 크고 잘생기기도 했다.)</w:t>
       </w:r>
     </w:p>
     <w:p>
@@ -2271,7 +2271,7 @@
           <w:sz w:val="22"/>
           <w:szCs w:val="22"/>
         </w:rPr>
-        <w:t xml:space="preserve">"She left early ___ she could catch the train."</w:t>
+        <w:t xml:space="preserve">"She left early ___ she could catch the train." (그녀는 기차를 탈 수 있도록 일찍 떠났다.)</w:t>
       </w:r>
     </w:p>
     <w:p>
@@ -2347,7 +2347,7 @@
           <w:sz w:val="22"/>
           <w:szCs w:val="22"/>
         </w:rPr>
-        <w:t xml:space="preserve">"I like tea ___ my sister likes coffee."</w:t>
+        <w:t xml:space="preserve">"I like tea ___ my sister likes coffee." (나는 차를 좋아하는 반면, 언니는 커피를 좋아한다.)</w:t>
       </w:r>
     </w:p>
     <w:p>
@@ -2374,7 +2374,7 @@
           <w:sz w:val="22"/>
           <w:szCs w:val="22"/>
         </w:rPr>
-        <w:t xml:space="preserve">② although</w:t>
+        <w:t xml:space="preserve">② unless</w:t>
       </w:r>
       <w:r>
         <w:rPr>
@@ -2692,7 +2692,7 @@
           <w:sz w:val="22"/>
           <w:szCs w:val="22"/>
         </w:rPr>
-        <w:t xml:space="preserve">③ which</w:t>
+        <w:t xml:space="preserve">③ what</w:t>
       </w:r>
       <w:r>
         <w:rPr>
@@ -3183,7 +3183,7 @@
           <w:sz w:val="22"/>
           <w:szCs w:val="22"/>
         </w:rPr>
-        <w:t xml:space="preserve">"___ she is young, she is very wise."</w:t>
+        <w:t xml:space="preserve">"___ she is young, she is very wise." (그녀는 어리지만 매우 지혜롭다.)</w:t>
       </w:r>
     </w:p>
     <w:p>
@@ -3286,7 +3286,7 @@
           <w:sz w:val="22"/>
           <w:szCs w:val="22"/>
         </w:rPr>
-        <w:t xml:space="preserve">② which</w:t>
+        <w:t xml:space="preserve">② what</w:t>
       </w:r>
       <w:r>
         <w:rPr>
